--- a/stitches/maskar/single_crochet.docx
+++ b/stitches/maskar/single_crochet.docx
@@ -113,22 +113,28 @@
         <w:ind w:left="720"/>
       </w:pPr>
       <w:r>
+        <w:t>Fasta maskar på startkedja:</w:t>
+      </w:r>
+    </w:p>
+    <w:p/>
+    <w:p>
+      <w:r>
         <w:rPr>
           <w:noProof/>
         </w:rPr>
         <mc:AlternateContent>
           <mc:Choice Requires="wpg">
             <w:drawing>
-              <wp:anchor distT="0" distB="0" distL="114300" distR="114300" simplePos="0" relativeHeight="251661312" behindDoc="0" locked="0" layoutInCell="1" allowOverlap="1" wp14:anchorId="092C007D" wp14:editId="7B720AE8">
+              <wp:anchor distT="0" distB="0" distL="114300" distR="114300" simplePos="0" relativeHeight="251661312" behindDoc="0" locked="0" layoutInCell="1" allowOverlap="1" wp14:anchorId="092C007D" wp14:editId="5B3E4687">
                 <wp:simplePos x="0" y="0"/>
                 <wp:positionH relativeFrom="column">
-                  <wp:posOffset>490594</wp:posOffset>
+                  <wp:posOffset>52705</wp:posOffset>
                 </wp:positionH>
                 <wp:positionV relativeFrom="paragraph">
-                  <wp:posOffset>245458</wp:posOffset>
+                  <wp:posOffset>274320</wp:posOffset>
                 </wp:positionV>
-                <wp:extent cx="2989884" cy="367413"/>
-                <wp:effectExtent l="0" t="0" r="1270" b="0"/>
+                <wp:extent cx="6134100" cy="1104900"/>
+                <wp:effectExtent l="0" t="0" r="0" b="0"/>
                 <wp:wrapSquare wrapText="bothSides"/>
                 <wp:docPr id="879728233" name="Grupp 1"/>
                 <wp:cNvGraphicFramePr/>
@@ -139,7 +145,7 @@
                       <wpg:grpSpPr>
                         <a:xfrm>
                           <a:off x="0" y="0"/>
-                          <a:ext cx="2989884" cy="367413"/>
+                          <a:ext cx="6134100" cy="1104900"/>
                           <a:chOff x="0" y="0"/>
                           <a:chExt cx="2989884" cy="367413"/>
                         </a:xfrm>
@@ -263,12 +269,18 @@
                     </wpg:wgp>
                   </a:graphicData>
                 </a:graphic>
+                <wp14:sizeRelH relativeFrom="margin">
+                  <wp14:pctWidth>0</wp14:pctWidth>
+                </wp14:sizeRelH>
+                <wp14:sizeRelV relativeFrom="margin">
+                  <wp14:pctHeight>0</wp14:pctHeight>
+                </wp14:sizeRelV>
               </wp:anchor>
             </w:drawing>
           </mc:Choice>
           <mc:Fallback>
             <w:pict>
-              <v:group w14:anchorId="325BFAF4" id="Grupp 1" o:spid="_x0000_s1026" style="position:absolute;margin-left:38.65pt;margin-top:19.35pt;width:235.4pt;height:28.95pt;z-index:251661312" coordsize="29898,3674" o:gfxdata="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">
+              <v:group w14:anchorId="296B39C6" id="Grupp 1" o:spid="_x0000_s1026" style="position:absolute;margin-left:4.15pt;margin-top:21.6pt;width:483pt;height:87pt;z-index:251661312;mso-width-relative:margin;mso-height-relative:margin" coordsize="29898,3674" o:gfxdata="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">
                 <v:shapetype id="_x0000_t75" coordsize="21600,21600" o:spt="75" o:preferrelative="t" path="m@4@5l@4@11@9@11@9@5xe" filled="f" stroked="f">
                   <v:stroke joinstyle="miter"/>
                   <v:formulas>
@@ -305,222 +317,6 @@
             </w:pict>
           </mc:Fallback>
         </mc:AlternateContent>
-      </w:r>
-      <w:r>
-        <w:t>Fasta maskar på startkedja:</w:t>
-      </w:r>
-    </w:p>
-    <w:p/>
-    <w:p>
-      <w:r>
-        <w:rPr>
-          <w:noProof/>
-        </w:rPr>
-        <mc:AlternateContent>
-          <mc:Choice Requires="wpg">
-            <w:drawing>
-              <wp:anchor distT="0" distB="0" distL="114300" distR="114300" simplePos="0" relativeHeight="251667456" behindDoc="0" locked="0" layoutInCell="1" allowOverlap="1" wp14:anchorId="034DBD78" wp14:editId="5646F6AC">
-                <wp:simplePos x="0" y="0"/>
-                <wp:positionH relativeFrom="column">
-                  <wp:posOffset>106463</wp:posOffset>
-                </wp:positionH>
-                <wp:positionV relativeFrom="paragraph">
-                  <wp:posOffset>283323</wp:posOffset>
-                </wp:positionV>
-                <wp:extent cx="3758095" cy="445440"/>
-                <wp:effectExtent l="0" t="0" r="0" b="0"/>
-                <wp:wrapSquare wrapText="bothSides"/>
-                <wp:docPr id="2007289961" name="Grupp 2"/>
-                <wp:cNvGraphicFramePr/>
-                <a:graphic xmlns:a="http://schemas.openxmlformats.org/drawingml/2006/main">
-                  <a:graphicData uri="http://schemas.microsoft.com/office/word/2010/wordprocessingGroup">
-                    <wpg:wgp>
-                      <wpg:cNvGrpSpPr/>
-                      <wpg:grpSpPr>
-                        <a:xfrm>
-                          <a:off x="0" y="0"/>
-                          <a:ext cx="3758095" cy="445440"/>
-                          <a:chOff x="0" y="0"/>
-                          <a:chExt cx="3758095" cy="445440"/>
-                        </a:xfrm>
-                      </wpg:grpSpPr>
-                      <pic:pic xmlns:pic="http://schemas.openxmlformats.org/drawingml/2006/picture">
-                        <pic:nvPicPr>
-                          <pic:cNvPr id="164512574" name="Bildobjekt 14"/>
-                          <pic:cNvPicPr>
-                            <a:picLocks noChangeAspect="1"/>
-                          </pic:cNvPicPr>
-                        </pic:nvPicPr>
-                        <pic:blipFill>
-                          <a:blip r:embed="rId13" cstate="print">
-                            <a:extLst>
-                              <a:ext uri="{28A0092B-C50C-407E-A947-70E740481C1C}">
-                                <a14:useLocalDpi xmlns:a14="http://schemas.microsoft.com/office/drawing/2010/main" val="0"/>
-                              </a:ext>
-                            </a:extLst>
-                          </a:blip>
-                          <a:stretch>
-                            <a:fillRect/>
-                          </a:stretch>
-                        </pic:blipFill>
-                        <pic:spPr>
-                          <a:xfrm>
-                            <a:off x="0" y="54280"/>
-                            <a:ext cx="690880" cy="335280"/>
-                          </a:xfrm>
-                          <a:prstGeom prst="rect">
-                            <a:avLst/>
-                          </a:prstGeom>
-                        </pic:spPr>
-                      </pic:pic>
-                      <pic:pic xmlns:pic="http://schemas.openxmlformats.org/drawingml/2006/picture">
-                        <pic:nvPicPr>
-                          <pic:cNvPr id="1414887966" name="Bildobjekt 15"/>
-                          <pic:cNvPicPr>
-                            <a:picLocks noChangeAspect="1"/>
-                          </pic:cNvPicPr>
-                        </pic:nvPicPr>
-                        <pic:blipFill>
-                          <a:blip r:embed="rId14" cstate="print">
-                            <a:extLst>
-                              <a:ext uri="{28A0092B-C50C-407E-A947-70E740481C1C}">
-                                <a14:useLocalDpi xmlns:a14="http://schemas.microsoft.com/office/drawing/2010/main" val="0"/>
-                              </a:ext>
-                            </a:extLst>
-                          </a:blip>
-                          <a:stretch>
-                            <a:fillRect/>
-                          </a:stretch>
-                        </pic:blipFill>
-                        <pic:spPr>
-                          <a:xfrm>
-                            <a:off x="764087" y="54280"/>
-                            <a:ext cx="700405" cy="391160"/>
-                          </a:xfrm>
-                          <a:prstGeom prst="rect">
-                            <a:avLst/>
-                          </a:prstGeom>
-                        </pic:spPr>
-                      </pic:pic>
-                      <pic:pic xmlns:pic="http://schemas.openxmlformats.org/drawingml/2006/picture">
-                        <pic:nvPicPr>
-                          <pic:cNvPr id="1610969514" name="Bildobjekt 16"/>
-                          <pic:cNvPicPr>
-                            <a:picLocks noChangeAspect="1"/>
-                          </pic:cNvPicPr>
-                        </pic:nvPicPr>
-                        <pic:blipFill>
-                          <a:blip r:embed="rId15" cstate="print">
-                            <a:extLst>
-                              <a:ext uri="{28A0092B-C50C-407E-A947-70E740481C1C}">
-                                <a14:useLocalDpi xmlns:a14="http://schemas.microsoft.com/office/drawing/2010/main" val="0"/>
-                              </a:ext>
-                            </a:extLst>
-                          </a:blip>
-                          <a:stretch>
-                            <a:fillRect/>
-                          </a:stretch>
-                        </pic:blipFill>
-                        <pic:spPr>
-                          <a:xfrm>
-                            <a:off x="1620032" y="0"/>
-                            <a:ext cx="688340" cy="383540"/>
-                          </a:xfrm>
-                          <a:prstGeom prst="rect">
-                            <a:avLst/>
-                          </a:prstGeom>
-                        </pic:spPr>
-                      </pic:pic>
-                      <pic:pic xmlns:pic="http://schemas.openxmlformats.org/drawingml/2006/picture">
-                        <pic:nvPicPr>
-                          <pic:cNvPr id="121855494" name="Bildobjekt 17"/>
-                          <pic:cNvPicPr>
-                            <a:picLocks noChangeAspect="1"/>
-                          </pic:cNvPicPr>
-                        </pic:nvPicPr>
-                        <pic:blipFill>
-                          <a:blip r:embed="rId16" cstate="print">
-                            <a:extLst>
-                              <a:ext uri="{28A0092B-C50C-407E-A947-70E740481C1C}">
-                                <a14:useLocalDpi xmlns:a14="http://schemas.microsoft.com/office/drawing/2010/main" val="0"/>
-                              </a:ext>
-                            </a:extLst>
-                          </a:blip>
-                          <a:stretch>
-                            <a:fillRect/>
-                          </a:stretch>
-                        </pic:blipFill>
-                        <pic:spPr>
-                          <a:xfrm>
-                            <a:off x="2475978" y="12526"/>
-                            <a:ext cx="617855" cy="405130"/>
-                          </a:xfrm>
-                          <a:prstGeom prst="rect">
-                            <a:avLst/>
-                          </a:prstGeom>
-                        </pic:spPr>
-                      </pic:pic>
-                      <pic:pic xmlns:pic="http://schemas.openxmlformats.org/drawingml/2006/picture">
-                        <pic:nvPicPr>
-                          <pic:cNvPr id="514159141" name="Bildobjekt 18"/>
-                          <pic:cNvPicPr>
-                            <a:picLocks noChangeAspect="1"/>
-                          </pic:cNvPicPr>
-                        </pic:nvPicPr>
-                        <pic:blipFill>
-                          <a:blip r:embed="rId17" cstate="print">
-                            <a:extLst>
-                              <a:ext uri="{28A0092B-C50C-407E-A947-70E740481C1C}">
-                                <a14:useLocalDpi xmlns:a14="http://schemas.microsoft.com/office/drawing/2010/main" val="0"/>
-                              </a:ext>
-                            </a:extLst>
-                          </a:blip>
-                          <a:stretch>
-                            <a:fillRect/>
-                          </a:stretch>
-                        </pic:blipFill>
-                        <pic:spPr>
-                          <a:xfrm>
-                            <a:off x="3173260" y="20877"/>
-                            <a:ext cx="584835" cy="353695"/>
-                          </a:xfrm>
-                          <a:prstGeom prst="rect">
-                            <a:avLst/>
-                          </a:prstGeom>
-                        </pic:spPr>
-                      </pic:pic>
-                    </wpg:wgp>
-                  </a:graphicData>
-                </a:graphic>
-              </wp:anchor>
-            </w:drawing>
-          </mc:Choice>
-          <mc:Fallback>
-            <w:pict>
-              <v:group w14:anchorId="484DD914" id="Grupp 2" o:spid="_x0000_s1026" style="position:absolute;margin-left:8.4pt;margin-top:22.3pt;width:295.9pt;height:35.05pt;z-index:251667456" coordsize="37580,4454" o:gfxdata="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">
-                <v:shape id="Bildobjekt 14" o:spid="_x0000_s1027" type="#_x0000_t75" style="position:absolute;top:542;width:6908;height:3353;visibility:visible;mso-wrap-style:square" o:gfxdata="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">
-                  <v:imagedata r:id="rId18" o:title=""/>
-                </v:shape>
-                <v:shape id="Bildobjekt 15" o:spid="_x0000_s1028" type="#_x0000_t75" style="position:absolute;left:7640;top:542;width:7004;height:3912;visibility:visible;mso-wrap-style:square" o:gfxdata="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">
-                  <v:imagedata r:id="rId19" o:title=""/>
-                </v:shape>
-                <v:shape id="Bildobjekt 16" o:spid="_x0000_s1029" type="#_x0000_t75" style="position:absolute;left:16200;width:6883;height:3835;visibility:visible;mso-wrap-style:square" o:gfxdata="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">
-                  <v:imagedata r:id="rId20" o:title=""/>
-                </v:shape>
-                <v:shape id="Bildobjekt 17" o:spid="_x0000_s1030" type="#_x0000_t75" style="position:absolute;left:24759;top:125;width:6179;height:4051;visibility:visible;mso-wrap-style:square" o:gfxdata="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">
-                  <v:imagedata r:id="rId21" o:title=""/>
-                </v:shape>
-                <v:shape id="Bildobjekt 18" o:spid="_x0000_s1031" type="#_x0000_t75" style="position:absolute;left:31732;top:208;width:5848;height:3537;visibility:visible;mso-wrap-style:square" o:gfxdata="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">
-                  <v:imagedata r:id="rId22" o:title=""/>
-                </v:shape>
-                <w10:wrap type="square"/>
-              </v:group>
-            </w:pict>
-          </mc:Fallback>
-        </mc:AlternateContent>
-      </w:r>
-      <w:r>
-        <w:t>Fasta maskar på föregående rad:</w:t>
       </w:r>
     </w:p>
     <w:sectPr>
